--- a/zht/docx/21.content.docx
+++ b/zht/docx/21.content.docx
@@ -19,7 +19,7 @@
         <w:rPr>
           <w:lang w:val="zh_TW" w:bidi="zh_TW"/>
         </w:rPr>
-        <w:t>Resource: 研讀筆記 - 書籍簡介 (Tyndale)</w:t>
+        <w:t>Resource: Tyndale Open Study Notes</w:t>
       </w:r>
       <w:r>
         <w:rPr>
@@ -112,7 +112,7 @@
         <w:rPr>
           <w:lang w:val="zh_TW" w:bidi="zh_TW"/>
         </w:rPr>
-        <w:t>研讀筆記 - 書籍簡介 (Tyndale)</w:t>
+        <w:t>Tyndale Open Study Notes</w:t>
       </w:r>
     </w:p>
     <w:p>

--- a/zht/docx/21.content.docx
+++ b/zht/docx/21.content.docx
@@ -19,7 +19,7 @@
         <w:rPr>
           <w:lang w:val="zh_TW" w:bidi="zh_TW"/>
         </w:rPr>
-        <w:t>Resource: Tyndale Open Study Notes</w:t>
+        <w:t>Resource: Aquifer Open Study Notes (Book Intros)</w:t>
       </w:r>
       <w:r>
         <w:rPr>
@@ -112,7 +112,7 @@
         <w:rPr>
           <w:lang w:val="zh_TW" w:bidi="zh_TW"/>
         </w:rPr>
-        <w:t>Tyndale Open Study Notes</w:t>
+        <w:t>Aquifer Open Study Notes (Book Intros)</w:t>
       </w:r>
     </w:p>
     <w:p>

--- a/zht/docx/21.content.docx
+++ b/zht/docx/21.content.docx
@@ -283,36 +283,24 @@
         </w:rPr>
         <w:t>傳道書是一篇或一組探討人生價值及人應當如何生活的論述。這卷書由編者的簡短序言（</w:t>
       </w:r>
-      <w:hyperlink r:id="rId13">
-        <w:r>
-          <w:rPr>
-            <w:lang w:val="zh_TW" w:bidi="zh_TW"/>
-          </w:rPr>
-          <w:rPr>
-            <w:color w:val="0000EE"/>
-            <w:u w:val="single"/>
-          </w:rPr>
-          <w:t>1:1</w:t>
-        </w:r>
-      </w:hyperlink>
+      <w:r>
+        <w:rPr>
+          <w:lang w:val="zh_TW" w:bidi="zh_TW"/>
+        </w:rPr>
+        <w:t>1:1</w:t>
+      </w:r>
       <w:r>
         <w:rPr>
           <w:lang w:val="zh_TW" w:bidi="zh_TW"/>
         </w:rPr>
         <w:t>）開啟，以後記和結論（</w:t>
       </w:r>
-      <w:hyperlink r:id="rId14">
-        <w:r>
-          <w:rPr>
-            <w:lang w:val="zh_TW" w:bidi="zh_TW"/>
-          </w:rPr>
-          <w:rPr>
-            <w:color w:val="0000EE"/>
-            <w:u w:val="single"/>
-          </w:rPr>
-          <w:t>12:9–14</w:t>
-        </w:r>
-      </w:hyperlink>
+      <w:r>
+        <w:rPr>
+          <w:lang w:val="zh_TW" w:bidi="zh_TW"/>
+        </w:rPr>
+        <w:t>12:9–14</w:t>
+      </w:r>
       <w:r>
         <w:rPr>
           <w:lang w:val="zh_TW" w:bidi="zh_TW"/>
@@ -333,18 +321,12 @@
         </w:rPr>
         <w:t>傳道者討論的主題廣泛，包括時間、工作、智慧、享樂與不公義等議題。他不斷回到一個核心主題：人生及其中的一切都是「虛空」（希伯來文hebel，意為「煙霧」或「短暫」，常被翻譯為「毫無意義」）。他探討人在神的主權治理之下，應如何面對人生的各種境遇。這卷書的討論最終由編者在結尾總結：「這些事都已聽見了，總意就是：敬畏神，謹守他的誡命，這是人所當盡的本分。因為人所做的事，連一切隱藏的事，無論是善是惡，神都必審問」（</w:t>
       </w:r>
-      <w:hyperlink r:id="rId15">
-        <w:r>
-          <w:rPr>
-            <w:lang w:val="zh_TW" w:bidi="zh_TW"/>
-          </w:rPr>
-          <w:rPr>
-            <w:color w:val="0000EE"/>
-            <w:u w:val="single"/>
-          </w:rPr>
-          <w:t>12:13–14</w:t>
-        </w:r>
-      </w:hyperlink>
+      <w:r>
+        <w:rPr>
+          <w:lang w:val="zh_TW" w:bidi="zh_TW"/>
+        </w:rPr>
+        <w:t>12:13–14</w:t>
+      </w:r>
       <w:r>
         <w:rPr>
           <w:lang w:val="zh_TW" w:bidi="zh_TW"/>
@@ -376,126 +358,84 @@
         </w:rPr>
         <w:t>主要的說話者被描述為一位君王、「傳道者」以及大衛的兒子（見</w:t>
       </w:r>
-      <w:hyperlink r:id="rId13">
-        <w:r>
-          <w:rPr>
-            <w:lang w:val="zh_TW" w:bidi="zh_TW"/>
-          </w:rPr>
-          <w:rPr>
-            <w:color w:val="0000EE"/>
-            <w:u w:val="single"/>
-          </w:rPr>
-          <w:t>1:1</w:t>
-        </w:r>
-      </w:hyperlink>
+      <w:r>
+        <w:rPr>
+          <w:lang w:val="zh_TW" w:bidi="zh_TW"/>
+        </w:rPr>
+        <w:t>1:1</w:t>
+      </w:r>
       <w:r>
         <w:rPr>
           <w:lang w:val="zh_TW" w:bidi="zh_TW"/>
         </w:rPr>
         <w:t>、</w:t>
       </w:r>
-      <w:hyperlink r:id="rId16">
-        <w:r>
-          <w:rPr>
-            <w:lang w:val="zh_TW" w:bidi="zh_TW"/>
-          </w:rPr>
-          <w:rPr>
-            <w:color w:val="0000EE"/>
-            <w:u w:val="single"/>
-          </w:rPr>
-          <w:t>12</w:t>
-        </w:r>
-      </w:hyperlink>
+      <w:r>
+        <w:rPr>
+          <w:lang w:val="zh_TW" w:bidi="zh_TW"/>
+        </w:rPr>
+        <w:t>12</w:t>
+      </w:r>
       <w:r>
         <w:rPr>
           <w:lang w:val="zh_TW" w:bidi="zh_TW"/>
         </w:rPr>
         <w:t>、</w:t>
       </w:r>
-      <w:hyperlink r:id="rId17">
-        <w:r>
-          <w:rPr>
-            <w:lang w:val="zh_TW" w:bidi="zh_TW"/>
-          </w:rPr>
-          <w:rPr>
-            <w:color w:val="0000EE"/>
-            <w:u w:val="single"/>
-          </w:rPr>
-          <w:t>16</w:t>
-        </w:r>
-      </w:hyperlink>
+      <w:r>
+        <w:rPr>
+          <w:lang w:val="zh_TW" w:bidi="zh_TW"/>
+        </w:rPr>
+        <w:t>16</w:t>
+      </w:r>
       <w:r>
         <w:rPr>
           <w:lang w:val="zh_TW" w:bidi="zh_TW"/>
         </w:rPr>
         <w:t>，</w:t>
       </w:r>
-      <w:hyperlink r:id="rId18">
-        <w:r>
-          <w:rPr>
-            <w:lang w:val="zh_TW" w:bidi="zh_TW"/>
-          </w:rPr>
-          <w:rPr>
-            <w:color w:val="0000EE"/>
-            <w:u w:val="single"/>
-          </w:rPr>
-          <w:t>2:7</w:t>
-        </w:r>
-      </w:hyperlink>
+      <w:r>
+        <w:rPr>
+          <w:lang w:val="zh_TW" w:bidi="zh_TW"/>
+        </w:rPr>
+        <w:t>2:7</w:t>
+      </w:r>
       <w:r>
         <w:rPr>
           <w:lang w:val="zh_TW" w:bidi="zh_TW"/>
         </w:rPr>
         <w:t>、</w:t>
       </w:r>
-      <w:hyperlink r:id="rId19">
-        <w:r>
-          <w:rPr>
-            <w:lang w:val="zh_TW" w:bidi="zh_TW"/>
-          </w:rPr>
-          <w:rPr>
-            <w:color w:val="0000EE"/>
-            <w:u w:val="single"/>
-          </w:rPr>
-          <w:t>9</w:t>
-        </w:r>
-      </w:hyperlink>
+      <w:r>
+        <w:rPr>
+          <w:lang w:val="zh_TW" w:bidi="zh_TW"/>
+        </w:rPr>
+        <w:t>9</w:t>
+      </w:r>
       <w:r>
         <w:rPr>
           <w:lang w:val="zh_TW" w:bidi="zh_TW"/>
         </w:rPr>
         <w:t>）；這些頭銜顯然指向所羅門。他的講論在編者的開頭與結尾評論的框架下呈現（</w:t>
       </w:r>
-      <w:hyperlink r:id="rId13">
-        <w:r>
-          <w:rPr>
-            <w:lang w:val="zh_TW" w:bidi="zh_TW"/>
-          </w:rPr>
-          <w:rPr>
-            <w:color w:val="0000EE"/>
-            <w:u w:val="single"/>
-          </w:rPr>
-          <w:t>1:1</w:t>
-        </w:r>
-      </w:hyperlink>
+      <w:r>
+        <w:rPr>
+          <w:lang w:val="zh_TW" w:bidi="zh_TW"/>
+        </w:rPr>
+        <w:t>1:1</w:t>
+      </w:r>
       <w:r>
         <w:rPr>
           <w:lang w:val="zh_TW" w:bidi="zh_TW"/>
         </w:rPr>
         <w:t>，</w:t>
       </w:r>
-      <w:hyperlink r:id="rId14">
-        <w:r>
-          <w:rPr>
-            <w:lang w:val="zh_TW" w:bidi="zh_TW"/>
-          </w:rPr>
-          <w:rPr>
-            <w:color w:val="0000EE"/>
-            <w:u w:val="single"/>
-          </w:rPr>
-          <w:t>12:9–14</w:t>
-        </w:r>
-      </w:hyperlink>
+      <w:r>
+        <w:rPr>
+          <w:lang w:val="zh_TW" w:bidi="zh_TW"/>
+        </w:rPr>
+        <w:t>12:9–14</w:t>
+      </w:r>
       <w:r>
         <w:rPr>
           <w:lang w:val="zh_TW" w:bidi="zh_TW"/>
@@ -516,54 +456,36 @@
         </w:rPr>
         <w:t>翻譯為「傳道者」（希伯來文Qoheleth）一詞的字面意思是「召集會眾〔的人〕」，這概念也體現在這卷書的希臘書名Ecclesiastes（其來源是希臘文ekklēsia，意為「聚集的會眾」）。至少在一次場合中，所羅門曾向以色列各支派的領袖與代表發表演說（見</w:t>
       </w:r>
-      <w:hyperlink r:id="rId20">
-        <w:r>
-          <w:rPr>
-            <w:lang w:val="zh_TW" w:bidi="zh_TW"/>
-          </w:rPr>
-          <w:rPr>
-            <w:color w:val="0000EE"/>
-            <w:u w:val="single"/>
-          </w:rPr>
-          <w:t>代下5:2–7:7</w:t>
-        </w:r>
-      </w:hyperlink>
+      <w:r>
+        <w:rPr>
+          <w:lang w:val="zh_TW" w:bidi="zh_TW"/>
+        </w:rPr>
+        <w:t>代下5:2–7:7</w:t>
+      </w:r>
       <w:r>
         <w:rPr>
           <w:lang w:val="zh_TW" w:bidi="zh_TW"/>
         </w:rPr>
         <w:t>）。此外，許多君王與使節曾因所羅門的智慧而前來聆聽他的話語（</w:t>
       </w:r>
-      <w:hyperlink r:id="rId21">
-        <w:r>
-          <w:rPr>
-            <w:lang w:val="zh_TW" w:bidi="zh_TW"/>
-          </w:rPr>
-          <w:rPr>
-            <w:color w:val="0000EE"/>
-            <w:u w:val="single"/>
-          </w:rPr>
-          <w:t>王上4:34</w:t>
-        </w:r>
-      </w:hyperlink>
+      <w:r>
+        <w:rPr>
+          <w:lang w:val="zh_TW" w:bidi="zh_TW"/>
+        </w:rPr>
+        <w:t>王上4:34</w:t>
+      </w:r>
       <w:r>
         <w:rPr>
           <w:lang w:val="zh_TW" w:bidi="zh_TW"/>
         </w:rPr>
         <w:t>，</w:t>
       </w:r>
-      <w:hyperlink r:id="rId22">
-        <w:r>
-          <w:rPr>
-            <w:lang w:val="zh_TW" w:bidi="zh_TW"/>
-          </w:rPr>
-          <w:rPr>
-            <w:color w:val="0000EE"/>
-            <w:u w:val="single"/>
-          </w:rPr>
-          <w:t>10:23–24</w:t>
-        </w:r>
-      </w:hyperlink>
+      <w:r>
+        <w:rPr>
+          <w:lang w:val="zh_TW" w:bidi="zh_TW"/>
+        </w:rPr>
+        <w:t>10:23–24</w:t>
+      </w:r>
       <w:r>
         <w:rPr>
           <w:lang w:val="zh_TW" w:bidi="zh_TW"/>
@@ -634,18 +556,12 @@
         </w:rPr>
         <w:t>傳道者將這一哲學問題置於現實世界的脈絡中，透過探討政府與日常生活，使官員與普通百姓都能思考如何面對這個問題。他的信息是一致的，而編者在結語中總結其含義（</w:t>
       </w:r>
-      <w:hyperlink r:id="rId15">
-        <w:r>
-          <w:rPr>
-            <w:lang w:val="zh_TW" w:bidi="zh_TW"/>
-          </w:rPr>
-          <w:rPr>
-            <w:color w:val="0000EE"/>
-            <w:u w:val="single"/>
-          </w:rPr>
-          <w:t>12:13–14</w:t>
-        </w:r>
-      </w:hyperlink>
+      <w:r>
+        <w:rPr>
+          <w:lang w:val="zh_TW" w:bidi="zh_TW"/>
+        </w:rPr>
+        <w:t>12:13–14</w:t>
+      </w:r>
       <w:r>
         <w:rPr>
           <w:lang w:val="zh_TW" w:bidi="zh_TW"/>
